--- a/benchmark/outputs/gold/resume_002_B.docx
+++ b/benchmark/outputs/gold/resume_002_B.docx
@@ -20,7 +20,7 @@
         <w:tblInd w:w="0.0" w:type="dxa"/>
       </w:tblPr>
       <w:tblGrid>
-        <w:gridCol w:w="11190"/>
+        <w:gridCol w:w="9750"/>
       </w:tblGrid>
       <w:tr>
         <w:trPr>
@@ -47,7 +47,7 @@
             </w:pPr>
             <w:r>
               <w:rPr>
-                <w:rFonts w:ascii="Helvetica" w:hAnsi="Helvetica" w:eastAsia="Helvetica"/>
+                <w:rFonts w:ascii="Arial" w:hAnsi="Arial" w:eastAsia="Helvetica"/>
                 <w:b/>
                 <w:i w:val="0"/>
                 <w:color w:val="1E1E23"/>
@@ -60,7 +60,7 @@
             </w:r>
             <w:r>
               <w:rPr>
-                <w:rFonts w:ascii="Helvetica" w:hAnsi="Helvetica" w:eastAsia="Helvetica"/>
+                <w:rFonts w:ascii="Arial" w:hAnsi="Arial" w:eastAsia="Helvetica"/>
                 <w:b/>
                 <w:i w:val="0"/>
                 <w:color w:val="1E1E23"/>
@@ -78,13 +78,13 @@
         <w:autoSpaceDE w:val="0"/>
         <w:pStyle w:val="Heading1"/>
         <w:widowControl/>
-        <w:spacing w:line="248" w:lineRule="exact" w:before="240" w:after="80"/>
+        <w:spacing w:line="248" w:lineRule="exact" w:before="324" w:after="0"/>
         <w:ind w:left="480" w:right="0" w:firstLine="0"/>
         <w:jc w:val="left"/>
       </w:pPr>
       <w:r>
         <w:rPr>
-          <w:rFonts w:ascii="Helvetica" w:hAnsi="Helvetica" w:eastAsia="Helvetica"/>
+          <w:rFonts w:ascii="Arial" w:hAnsi="Arial" w:eastAsia="Helvetica"/>
           <w:b/>
           <w:i w:val="0"/>
           <w:color w:val="72727A"/>
@@ -104,7 +104,7 @@
       </w:pPr>
       <w:r>
         <w:rPr>
-          <w:rFonts w:ascii="Helvetica" w:hAnsi="Helvetica" w:eastAsia="Helvetica"/>
+          <w:rFonts w:ascii="Arial" w:hAnsi="Arial" w:eastAsia="Helvetica"/>
           <w:b w:val="0"/>
           <w:i w:val="0"/>
           <w:color w:val="1E1E23"/>
@@ -117,7 +117,7 @@
       </w:r>
       <w:r>
         <w:rPr>
-          <w:rFonts w:ascii="Helvetica" w:hAnsi="Helvetica" w:eastAsia="Helvetica"/>
+          <w:rFonts w:ascii="Arial" w:hAnsi="Arial" w:eastAsia="Helvetica"/>
           <w:b w:val="0"/>
           <w:i w:val="0"/>
           <w:color w:val="1E1E23"/>
@@ -130,7 +130,7 @@
       </w:r>
       <w:r>
         <w:rPr>
-          <w:rFonts w:ascii="Helvetica" w:hAnsi="Helvetica" w:eastAsia="Helvetica"/>
+          <w:rFonts w:ascii="Arial" w:hAnsi="Arial" w:eastAsia="Helvetica"/>
           <w:b w:val="0"/>
           <w:i w:val="0"/>
           <w:color w:val="1E1E23"/>
@@ -151,7 +151,7 @@
       </w:pPr>
       <w:r>
         <w:rPr>
-          <w:rFonts w:ascii="Helvetica" w:hAnsi="Helvetica" w:eastAsia="Helvetica"/>
+          <w:rFonts w:ascii="Arial" w:hAnsi="Arial" w:eastAsia="Helvetica"/>
           <w:b/>
           <w:i w:val="0"/>
           <w:color w:val="72727A"/>
@@ -171,7 +171,7 @@
       </w:pPr>
       <w:r>
         <w:rPr>
-          <w:rFonts w:ascii="Helvetica" w:hAnsi="Helvetica" w:eastAsia="Helvetica"/>
+          <w:rFonts w:ascii="Arial" w:hAnsi="Arial" w:eastAsia="Helvetica"/>
           <w:b w:val="0"/>
           <w:i w:val="0"/>
           <w:color w:val="1E1E23"/>
@@ -184,7 +184,7 @@
       </w:r>
       <w:r>
         <w:rPr>
-          <w:rFonts w:ascii="Helvetica" w:hAnsi="Helvetica" w:eastAsia="Helvetica"/>
+          <w:rFonts w:ascii="Arial" w:hAnsi="Arial" w:eastAsia="Helvetica"/>
           <w:b w:val="0"/>
           <w:i w:val="0"/>
           <w:color w:val="1E1E23"/>
@@ -197,7 +197,7 @@
       </w:r>
       <w:r>
         <w:rPr>
-          <w:rFonts w:ascii="Helvetica" w:hAnsi="Helvetica" w:eastAsia="Helvetica"/>
+          <w:rFonts w:ascii="Arial" w:hAnsi="Arial" w:eastAsia="Helvetica"/>
           <w:b w:val="0"/>
           <w:i w:val="0"/>
           <w:color w:val="1E1E23"/>
@@ -210,7 +210,7 @@
       </w:r>
       <w:r>
         <w:rPr>
-          <w:rFonts w:ascii="Helvetica" w:hAnsi="Helvetica" w:eastAsia="Helvetica"/>
+          <w:rFonts w:ascii="Arial" w:hAnsi="Arial" w:eastAsia="Helvetica"/>
           <w:b w:val="0"/>
           <w:i w:val="0"/>
           <w:color w:val="1E1E23"/>
@@ -223,7 +223,7 @@
       </w:r>
       <w:r>
         <w:rPr>
-          <w:rFonts w:ascii="Helvetica" w:hAnsi="Helvetica" w:eastAsia="Helvetica"/>
+          <w:rFonts w:ascii="Arial" w:hAnsi="Arial" w:eastAsia="Helvetica"/>
           <w:b w:val="0"/>
           <w:i w:val="0"/>
           <w:color w:val="1E1E23"/>
@@ -236,7 +236,7 @@
       </w:r>
       <w:r>
         <w:rPr>
-          <w:rFonts w:ascii="Helvetica" w:hAnsi="Helvetica" w:eastAsia="Helvetica"/>
+          <w:rFonts w:ascii="Arial" w:hAnsi="Arial" w:eastAsia="Helvetica"/>
           <w:b w:val="0"/>
           <w:i w:val="0"/>
           <w:color w:val="1E1E23"/>
@@ -249,7 +249,7 @@
       </w:r>
       <w:r>
         <w:rPr>
-          <w:rFonts w:ascii="Helvetica" w:hAnsi="Helvetica" w:eastAsia="Helvetica"/>
+          <w:rFonts w:ascii="Arial" w:hAnsi="Arial" w:eastAsia="Helvetica"/>
           <w:b w:val="0"/>
           <w:i w:val="0"/>
           <w:color w:val="1E1E23"/>
@@ -262,7 +262,7 @@
       </w:r>
       <w:r>
         <w:rPr>
-          <w:rFonts w:ascii="Helvetica" w:hAnsi="Helvetica" w:eastAsia="Helvetica"/>
+          <w:rFonts w:ascii="Arial" w:hAnsi="Arial" w:eastAsia="Helvetica"/>
           <w:b w:val="0"/>
           <w:i w:val="0"/>
           <w:color w:val="1E1E23"/>
@@ -279,7 +279,7 @@
         <w:tblInd w:w="240.0" w:type="dxa"/>
       </w:tblPr>
       <w:tblGrid>
-        <w:gridCol w:w="11190"/>
+        <w:gridCol w:w="9750"/>
       </w:tblGrid>
       <w:tr>
         <w:trPr>
@@ -306,7 +306,7 @@
             </w:pPr>
             <w:r>
               <w:rPr>
-                <w:rFonts w:ascii="Helvetica" w:hAnsi="Helvetica" w:eastAsia="Helvetica"/>
+                <w:rFonts w:ascii="Arial" w:hAnsi="Arial" w:eastAsia="Helvetica"/>
                 <w:b w:val="0"/>
                 <w:i w:val="0"/>
                 <w:color w:val="1E1E23"/>
@@ -353,7 +353,7 @@
       </w:pPr>
       <w:r>
         <w:rPr>
-          <w:rFonts w:ascii="Helvetica" w:hAnsi="Helvetica" w:eastAsia="Helvetica"/>
+          <w:rFonts w:ascii="Arial" w:hAnsi="Arial" w:eastAsia="Helvetica"/>
           <w:b/>
           <w:i w:val="0"/>
           <w:color w:val="1E1E23"/>
@@ -376,7 +376,7 @@
       </w:pPr>
       <w:r>
         <w:rPr>
-          <w:rFonts w:ascii="Helvetica" w:hAnsi="Helvetica" w:eastAsia="Helvetica"/>
+          <w:rFonts w:ascii="Arial" w:hAnsi="Arial" w:eastAsia="Helvetica"/>
           <w:b/>
           <w:i w:val="0"/>
           <w:color w:val="1E1E23"/>
@@ -389,7 +389,7 @@
       </w:r>
       <w:r>
         <w:rPr>
-          <w:rFonts w:ascii="Helvetica" w:hAnsi="Helvetica" w:eastAsia="Helvetica"/>
+          <w:rFonts w:ascii="Arial" w:hAnsi="Arial" w:eastAsia="Helvetica"/>
           <w:b w:val="0"/>
           <w:i/>
           <w:color w:val="72727A"/>
@@ -413,7 +413,7 @@
       </w:pPr>
       <w:r>
         <w:rPr>
-          <w:rFonts w:ascii="Helvetica" w:hAnsi="Helvetica" w:eastAsia="Helvetica"/>
+          <w:rFonts w:ascii="Arial" w:hAnsi="Arial" w:eastAsia="Helvetica"/>
           <w:b w:val="0"/>
           <w:i w:val="0"/>
           <w:color w:val="1E1E23"/>
@@ -423,7 +423,7 @@
       </w:r>
       <w:r>
         <w:rPr>
-          <w:rFonts w:ascii="Helvetica" w:hAnsi="Helvetica" w:eastAsia="Helvetica"/>
+          <w:rFonts w:ascii="Arial" w:hAnsi="Arial" w:eastAsia="Helvetica"/>
           <w:b w:val="0"/>
           <w:i w:val="0"/>
           <w:color w:val="1E1E23"/>
@@ -433,7 +433,7 @@
       </w:r>
       <w:r>
         <w:rPr>
-          <w:rFonts w:ascii="Helvetica" w:hAnsi="Helvetica" w:eastAsia="Helvetica"/>
+          <w:rFonts w:ascii="Arial" w:hAnsi="Arial" w:eastAsia="Helvetica"/>
           <w:b w:val="0"/>
           <w:i w:val="0"/>
           <w:color w:val="1E1E23"/>
@@ -456,7 +456,7 @@
       </w:pPr>
       <w:r>
         <w:rPr>
-          <w:rFonts w:ascii="Helvetica" w:hAnsi="Helvetica" w:eastAsia="Helvetica"/>
+          <w:rFonts w:ascii="Arial" w:hAnsi="Arial" w:eastAsia="Helvetica"/>
           <w:b/>
           <w:i w:val="0"/>
           <w:color w:val="1E1E23"/>
@@ -469,7 +469,7 @@
       </w:r>
       <w:r>
         <w:rPr>
-          <w:rFonts w:ascii="Helvetica" w:hAnsi="Helvetica" w:eastAsia="Helvetica"/>
+          <w:rFonts w:ascii="Arial" w:hAnsi="Arial" w:eastAsia="Helvetica"/>
           <w:b w:val="0"/>
           <w:i/>
           <w:color w:val="72727A"/>
@@ -493,7 +493,7 @@
       </w:pPr>
       <w:r>
         <w:rPr>
-          <w:rFonts w:ascii="Helvetica" w:hAnsi="Helvetica" w:eastAsia="Helvetica"/>
+          <w:rFonts w:ascii="Arial" w:hAnsi="Arial" w:eastAsia="Helvetica"/>
           <w:b w:val="0"/>
           <w:i w:val="0"/>
           <w:color w:val="1E1E23"/>
@@ -503,7 +503,7 @@
       </w:r>
       <w:r>
         <w:rPr>
-          <w:rFonts w:ascii="Helvetica" w:hAnsi="Helvetica" w:eastAsia="Helvetica"/>
+          <w:rFonts w:ascii="Arial" w:hAnsi="Arial" w:eastAsia="Helvetica"/>
           <w:b w:val="0"/>
           <w:i w:val="0"/>
           <w:color w:val="1E1E23"/>
@@ -526,7 +526,7 @@
       </w:pPr>
       <w:r>
         <w:rPr>
-          <w:rFonts w:ascii="Helvetica" w:hAnsi="Helvetica" w:eastAsia="Helvetica"/>
+          <w:rFonts w:ascii="Arial" w:hAnsi="Arial" w:eastAsia="Helvetica"/>
           <w:b/>
           <w:i w:val="0"/>
           <w:color w:val="1E1E23"/>
@@ -539,7 +539,7 @@
       </w:r>
       <w:r>
         <w:rPr>
-          <w:rFonts w:ascii="Helvetica" w:hAnsi="Helvetica" w:eastAsia="Helvetica"/>
+          <w:rFonts w:ascii="Arial" w:hAnsi="Arial" w:eastAsia="Helvetica"/>
           <w:b w:val="0"/>
           <w:i/>
           <w:color w:val="72727A"/>
@@ -563,7 +563,7 @@
       </w:pPr>
       <w:r>
         <w:rPr>
-          <w:rFonts w:ascii="Helvetica" w:hAnsi="Helvetica" w:eastAsia="Helvetica"/>
+          <w:rFonts w:ascii="Arial" w:hAnsi="Arial" w:eastAsia="Helvetica"/>
           <w:b w:val="0"/>
           <w:i w:val="0"/>
           <w:color w:val="1E1E23"/>
@@ -573,7 +573,7 @@
       </w:r>
       <w:r>
         <w:rPr>
-          <w:rFonts w:ascii="Helvetica" w:hAnsi="Helvetica" w:eastAsia="Helvetica"/>
+          <w:rFonts w:ascii="Arial" w:hAnsi="Arial" w:eastAsia="Helvetica"/>
           <w:b w:val="0"/>
           <w:i w:val="0"/>
           <w:color w:val="1E1E23"/>
@@ -583,7 +583,7 @@
       </w:r>
       <w:r>
         <w:rPr>
-          <w:rFonts w:ascii="Helvetica" w:hAnsi="Helvetica" w:eastAsia="Helvetica"/>
+          <w:rFonts w:ascii="Arial" w:hAnsi="Arial" w:eastAsia="Helvetica"/>
           <w:b w:val="0"/>
           <w:i w:val="0"/>
           <w:color w:val="1E1E23"/>
@@ -607,7 +607,7 @@
       </w:pPr>
       <w:r>
         <w:rPr>
-          <w:rFonts w:ascii="Helvetica" w:hAnsi="Helvetica" w:eastAsia="Helvetica"/>
+          <w:rFonts w:ascii="Arial" w:hAnsi="Arial" w:eastAsia="Helvetica"/>
           <w:b w:val="0"/>
           <w:i w:val="0"/>
           <w:color w:val="1E1E23"/>
@@ -628,7 +628,7 @@
       </w:pPr>
       <w:r>
         <w:rPr>
-          <w:rFonts w:ascii="Helvetica" w:hAnsi="Helvetica" w:eastAsia="Helvetica"/>
+          <w:rFonts w:ascii="Arial" w:hAnsi="Arial" w:eastAsia="Helvetica"/>
           <w:b/>
           <w:i w:val="0"/>
           <w:color w:val="1E1E23"/>
@@ -648,7 +648,7 @@
       </w:pPr>
       <w:r>
         <w:rPr>
-          <w:rFonts w:ascii="Helvetica" w:hAnsi="Helvetica" w:eastAsia="Helvetica"/>
+          <w:rFonts w:ascii="Arial" w:hAnsi="Arial" w:eastAsia="Helvetica"/>
           <w:b w:val="0"/>
           <w:i w:val="0"/>
           <w:color w:val="1E1E23"/>
@@ -668,7 +668,7 @@
       </w:pPr>
       <w:r>
         <w:rPr>
-          <w:rFonts w:ascii="Helvetica" w:hAnsi="Helvetica" w:eastAsia="Helvetica"/>
+          <w:rFonts w:ascii="Arial" w:hAnsi="Arial" w:eastAsia="Helvetica"/>
           <w:b w:val="0"/>
           <w:i w:val="0"/>
           <w:color w:val="1E1E23"/>
